--- a/Docs/BaoCao-TranThiThuThuy-23DTHC7.docx
+++ b/Docs/BaoCao-TranThiThuThuy-23DTHC7.docx
@@ -252,6 +252,7 @@
     <w:p>
       <w:pPr>
         <w:numPr>
+          <w:ilvl w:val="0"/>
           <w:numId w:val="0"/>
         </w:numPr>
         <w:spacing w:after="0" w:line="360" w:lineRule="auto"/>
@@ -314,6 +315,7 @@
     <w:p>
       <w:pPr>
         <w:numPr>
+          <w:ilvl w:val="0"/>
           <w:numId w:val="0"/>
         </w:numPr>
         <w:spacing w:after="0" w:line="360" w:lineRule="auto"/>
@@ -330,20 +332,13 @@
           <w:sz w:val="26"/>
           <w:szCs w:val="26"/>
         </w:rPr>
-        <w:t xml:space="preserve"> </w:t>
-      </w:r>
-      <w:r>
-        <w:rPr>
-          <w:rFonts w:hint="default" w:ascii="Times New Roman" w:hAnsi="Times New Roman" w:cs="Times New Roman"/>
-          <w:sz w:val="26"/>
-          <w:szCs w:val="26"/>
-        </w:rPr>
-        <w:t>Exams: Lưu thông tin đề thi (Tên đề, Thời gian làm bài).</w:t>
+        <w:t xml:space="preserve"> Exams: Lưu thông tin đề thi (Tên đề, Thời gian làm bài).</w:t>
       </w:r>
     </w:p>
     <w:p>
       <w:pPr>
         <w:numPr>
+          <w:ilvl w:val="0"/>
           <w:numId w:val="0"/>
         </w:numPr>
         <w:spacing w:after="0" w:line="360" w:lineRule="auto"/>
@@ -360,20 +355,13 @@
           <w:sz w:val="26"/>
           <w:szCs w:val="26"/>
         </w:rPr>
-        <w:t xml:space="preserve"> </w:t>
-      </w:r>
-      <w:r>
-        <w:rPr>
-          <w:rFonts w:hint="default" w:ascii="Times New Roman" w:hAnsi="Times New Roman" w:cs="Times New Roman"/>
-          <w:sz w:val="26"/>
-          <w:szCs w:val="26"/>
-        </w:rPr>
-        <w:t>Passages: Lưu các bài đọc cho Part 6, Part 7 (khóa ngoại ExamId).</w:t>
+        <w:t xml:space="preserve"> Passages: Lưu các bài đọc cho Part 6, Part 7 (khóa ngoại ExamId).</w:t>
       </w:r>
     </w:p>
     <w:p>
       <w:pPr>
         <w:numPr>
+          <w:ilvl w:val="0"/>
           <w:numId w:val="0"/>
         </w:numPr>
         <w:spacing w:after="0" w:line="360" w:lineRule="auto"/>
@@ -390,20 +378,13 @@
           <w:sz w:val="26"/>
           <w:szCs w:val="26"/>
         </w:rPr>
-        <w:t xml:space="preserve"> </w:t>
-      </w:r>
-      <w:r>
-        <w:rPr>
-          <w:rFonts w:hint="default" w:ascii="Times New Roman" w:hAnsi="Times New Roman" w:cs="Times New Roman"/>
-          <w:sz w:val="26"/>
-          <w:szCs w:val="26"/>
-        </w:rPr>
-        <w:t>Questions: Lưu nội dung câu hỏi và đáp án đúng (khóa ngoại ExamId, PassageId).</w:t>
+        <w:t xml:space="preserve"> Questions: Lưu nội dung câu hỏi và đáp án đúng (khóa ngoại ExamId, PassageId).</w:t>
       </w:r>
     </w:p>
     <w:p>
       <w:pPr>
         <w:numPr>
+          <w:ilvl w:val="0"/>
           <w:numId w:val="0"/>
         </w:numPr>
         <w:spacing w:after="0" w:line="360" w:lineRule="auto"/>
@@ -420,15 +401,7 @@
           <w:sz w:val="26"/>
           <w:szCs w:val="26"/>
         </w:rPr>
-        <w:t xml:space="preserve"> </w:t>
-      </w:r>
-      <w:r>
-        <w:rPr>
-          <w:rFonts w:hint="default" w:ascii="Times New Roman" w:hAnsi="Times New Roman" w:cs="Times New Roman"/>
-          <w:sz w:val="26"/>
-          <w:szCs w:val="26"/>
-        </w:rPr>
-        <w:t>Options: Lưu 4 phương án trắc nghiệm A, B, C, D cho từng câu hỏi (khóa ngoại QuestionId)</w:t>
+        <w:t xml:space="preserve"> Options: Lưu 4 phương án trắc nghiệm A, B, C, D cho từng câu hỏi (khóa ngoại QuestionId)</w:t>
       </w:r>
     </w:p>
     <w:p>
@@ -485,6 +458,7 @@
     <w:p>
       <w:pPr>
         <w:numPr>
+          <w:ilvl w:val="0"/>
           <w:numId w:val="0"/>
         </w:numPr>
         <w:spacing w:after="0" w:line="360" w:lineRule="auto"/>
@@ -496,16 +470,11 @@
         </w:rPr>
       </w:pPr>
       <w:r>
-        <w:rPr>
-          <w:rFonts w:hint="default" w:ascii="Times New Roman" w:hAnsi="Times New Roman" w:cs="Times New Roman"/>
-          <w:sz w:val="26"/>
-          <w:szCs w:val="26"/>
-        </w:rPr>
         <w:drawing>
           <wp:inline distT="0" distB="0" distL="114300" distR="114300">
-            <wp:extent cx="4979035" cy="2663190"/>
-            <wp:effectExtent l="0" t="0" r="4445" b="3810"/>
-            <wp:docPr id="4" name="Picture 4"/>
+            <wp:extent cx="5728970" cy="3220085"/>
+            <wp:effectExtent l="0" t="0" r="1270" b="10795"/>
+            <wp:docPr id="8" name="Picture 4"/>
             <wp:cNvGraphicFramePr>
               <a:graphicFrameLocks xmlns:a="http://schemas.openxmlformats.org/drawingml/2006/main" noChangeAspect="1"/>
             </wp:cNvGraphicFramePr>
@@ -513,7 +482,7 @@
               <a:graphicData uri="http://schemas.openxmlformats.org/drawingml/2006/picture">
                 <pic:pic xmlns:pic="http://schemas.openxmlformats.org/drawingml/2006/picture">
                   <pic:nvPicPr>
-                    <pic:cNvPr id="4" name="Picture 4"/>
+                    <pic:cNvPr id="8" name="Picture 4"/>
                     <pic:cNvPicPr>
                       <a:picLocks noChangeAspect="1"/>
                     </pic:cNvPicPr>
@@ -527,7 +496,7 @@
                   <pic:spPr>
                     <a:xfrm>
                       <a:off x="0" y="0"/>
-                      <a:ext cx="4979035" cy="2663190"/>
+                      <a:ext cx="5728970" cy="3220085"/>
                     </a:xfrm>
                     <a:prstGeom prst="rect">
                       <a:avLst/>
@@ -547,6 +516,7 @@
     <w:p>
       <w:pPr>
         <w:numPr>
+          <w:ilvl w:val="0"/>
           <w:numId w:val="0"/>
         </w:numPr>
         <w:spacing w:after="0" w:line="360" w:lineRule="auto"/>
@@ -612,6 +582,7 @@
     <w:p>
       <w:pPr>
         <w:numPr>
+          <w:ilvl w:val="0"/>
           <w:numId w:val="0"/>
         </w:numPr>
         <w:spacing w:after="0" w:line="360" w:lineRule="auto"/>
@@ -669,6 +640,7 @@
     <w:p>
       <w:pPr>
         <w:numPr>
+          <w:ilvl w:val="0"/>
           <w:numId w:val="0"/>
         </w:numPr>
         <w:spacing w:after="0" w:line="360" w:lineRule="auto"/>
@@ -764,8 +736,6 @@
         </w:rPr>
         <w:br w:type="page"/>
       </w:r>
-      <w:bookmarkStart w:id="0" w:name="_GoBack"/>
-      <w:bookmarkEnd w:id="0"/>
     </w:p>
     <w:p>
       <w:pPr>
@@ -817,8 +787,8 @@
         </w:rPr>
         <w:drawing>
           <wp:inline distT="0" distB="0" distL="114300" distR="114300">
-            <wp:extent cx="5722620" cy="3069590"/>
-            <wp:effectExtent l="0" t="0" r="7620" b="8890"/>
+            <wp:extent cx="5013325" cy="2689225"/>
+            <wp:effectExtent l="0" t="0" r="635" b="8255"/>
             <wp:docPr id="6" name="Picture 6"/>
             <wp:cNvGraphicFramePr>
               <a:graphicFrameLocks xmlns:a="http://schemas.openxmlformats.org/drawingml/2006/main" noChangeAspect="1"/>
@@ -841,7 +811,7 @@
                   <pic:spPr>
                     <a:xfrm>
                       <a:off x="0" y="0"/>
-                      <a:ext cx="5722620" cy="3069590"/>
+                      <a:ext cx="5013325" cy="2689225"/>
                     </a:xfrm>
                     <a:prstGeom prst="rect">
                       <a:avLst/>
@@ -900,6 +870,49 @@
           <w14:ligatures w14:val="none"/>
         </w:rPr>
       </w:pPr>
+      <w:r>
+        <w:drawing>
+          <wp:inline distT="0" distB="0" distL="114300" distR="114300">
+            <wp:extent cx="2497455" cy="5275580"/>
+            <wp:effectExtent l="0" t="0" r="1905" b="12700"/>
+            <wp:docPr id="2" name="Picture 1"/>
+            <wp:cNvGraphicFramePr>
+              <a:graphicFrameLocks xmlns:a="http://schemas.openxmlformats.org/drawingml/2006/main" noChangeAspect="1"/>
+            </wp:cNvGraphicFramePr>
+            <a:graphic xmlns:a="http://schemas.openxmlformats.org/drawingml/2006/main">
+              <a:graphicData uri="http://schemas.openxmlformats.org/drawingml/2006/picture">
+                <pic:pic xmlns:pic="http://schemas.openxmlformats.org/drawingml/2006/picture">
+                  <pic:nvPicPr>
+                    <pic:cNvPr id="2" name="Picture 1"/>
+                    <pic:cNvPicPr>
+                      <a:picLocks noChangeAspect="1"/>
+                    </pic:cNvPicPr>
+                  </pic:nvPicPr>
+                  <pic:blipFill>
+                    <a:blip r:embed="rId10"/>
+                    <a:stretch>
+                      <a:fillRect/>
+                    </a:stretch>
+                  </pic:blipFill>
+                  <pic:spPr>
+                    <a:xfrm>
+                      <a:off x="0" y="0"/>
+                      <a:ext cx="2497455" cy="5275580"/>
+                    </a:xfrm>
+                    <a:prstGeom prst="rect">
+                      <a:avLst/>
+                    </a:prstGeom>
+                    <a:noFill/>
+                    <a:ln>
+                      <a:noFill/>
+                    </a:ln>
+                  </pic:spPr>
+                </pic:pic>
+              </a:graphicData>
+            </a:graphic>
+          </wp:inline>
+        </w:drawing>
+      </w:r>
     </w:p>
     <w:p>
       <w:pPr>
@@ -943,6 +956,51 @@
           <w14:ligatures w14:val="none"/>
         </w:rPr>
       </w:pPr>
+      <w:bookmarkStart w:id="0" w:name="_GoBack"/>
+      <w:r>
+        <w:drawing>
+          <wp:inline distT="0" distB="0" distL="114300" distR="114300">
+            <wp:extent cx="1775460" cy="3834130"/>
+            <wp:effectExtent l="0" t="0" r="7620" b="6350"/>
+            <wp:docPr id="3" name="Picture 2"/>
+            <wp:cNvGraphicFramePr>
+              <a:graphicFrameLocks xmlns:a="http://schemas.openxmlformats.org/drawingml/2006/main" noChangeAspect="1"/>
+            </wp:cNvGraphicFramePr>
+            <a:graphic xmlns:a="http://schemas.openxmlformats.org/drawingml/2006/main">
+              <a:graphicData uri="http://schemas.openxmlformats.org/drawingml/2006/picture">
+                <pic:pic xmlns:pic="http://schemas.openxmlformats.org/drawingml/2006/picture">
+                  <pic:nvPicPr>
+                    <pic:cNvPr id="3" name="Picture 2"/>
+                    <pic:cNvPicPr>
+                      <a:picLocks noChangeAspect="1"/>
+                    </pic:cNvPicPr>
+                  </pic:nvPicPr>
+                  <pic:blipFill>
+                    <a:blip r:embed="rId11"/>
+                    <a:stretch>
+                      <a:fillRect/>
+                    </a:stretch>
+                  </pic:blipFill>
+                  <pic:spPr>
+                    <a:xfrm>
+                      <a:off x="0" y="0"/>
+                      <a:ext cx="1775460" cy="3834130"/>
+                    </a:xfrm>
+                    <a:prstGeom prst="rect">
+                      <a:avLst/>
+                    </a:prstGeom>
+                    <a:noFill/>
+                    <a:ln>
+                      <a:noFill/>
+                    </a:ln>
+                  </pic:spPr>
+                </pic:pic>
+              </a:graphicData>
+            </a:graphic>
+          </wp:inline>
+        </w:drawing>
+      </w:r>
+      <w:bookmarkEnd w:id="0"/>
     </w:p>
     <w:p>
       <w:pPr>
@@ -983,6 +1041,49 @@
           <w:lang w:val="en-US"/>
         </w:rPr>
       </w:pPr>
+      <w:r>
+        <w:drawing>
+          <wp:inline distT="0" distB="0" distL="114300" distR="114300">
+            <wp:extent cx="1866265" cy="3994150"/>
+            <wp:effectExtent l="0" t="0" r="8255" b="13970"/>
+            <wp:docPr id="5" name="Picture 3"/>
+            <wp:cNvGraphicFramePr>
+              <a:graphicFrameLocks xmlns:a="http://schemas.openxmlformats.org/drawingml/2006/main" noChangeAspect="1"/>
+            </wp:cNvGraphicFramePr>
+            <a:graphic xmlns:a="http://schemas.openxmlformats.org/drawingml/2006/main">
+              <a:graphicData uri="http://schemas.openxmlformats.org/drawingml/2006/picture">
+                <pic:pic xmlns:pic="http://schemas.openxmlformats.org/drawingml/2006/picture">
+                  <pic:nvPicPr>
+                    <pic:cNvPr id="5" name="Picture 3"/>
+                    <pic:cNvPicPr>
+                      <a:picLocks noChangeAspect="1"/>
+                    </pic:cNvPicPr>
+                  </pic:nvPicPr>
+                  <pic:blipFill>
+                    <a:blip r:embed="rId12"/>
+                    <a:stretch>
+                      <a:fillRect/>
+                    </a:stretch>
+                  </pic:blipFill>
+                  <pic:spPr>
+                    <a:xfrm>
+                      <a:off x="0" y="0"/>
+                      <a:ext cx="1866265" cy="3994150"/>
+                    </a:xfrm>
+                    <a:prstGeom prst="rect">
+                      <a:avLst/>
+                    </a:prstGeom>
+                    <a:noFill/>
+                    <a:ln>
+                      <a:noFill/>
+                    </a:ln>
+                  </pic:spPr>
+                </pic:pic>
+              </a:graphicData>
+            </a:graphic>
+          </wp:inline>
+        </w:drawing>
+      </w:r>
     </w:p>
     <w:p>
       <w:pPr>
@@ -2231,7 +2332,7 @@
                 <w:kern w:val="0"/>
                 <w:sz w:val="26"/>
                 <w:szCs w:val="26"/>
-                <w:lang w:val="en-US"/>
+                <w:lang w:val="vi-VN"/>
                 <w14:textFill>
                   <w14:solidFill>
                     <w14:schemeClr w14:val="tx1"/>
@@ -2240,6 +2341,23 @@
                 <w14:ligatures w14:val="none"/>
               </w:rPr>
             </w:pPr>
+            <w:r>
+              <w:rPr>
+                <w:rFonts w:hint="default" w:ascii="Times New Roman" w:hAnsi="Times New Roman" w:cs="Times New Roman"/>
+                <w:color w:val="000000" w:themeColor="text1"/>
+                <w:kern w:val="0"/>
+                <w:sz w:val="26"/>
+                <w:szCs w:val="26"/>
+                <w:lang w:val="vi-VN"/>
+                <w14:textFill>
+                  <w14:solidFill>
+                    <w14:schemeClr w14:val="tx1"/>
+                  </w14:solidFill>
+                </w14:textFill>
+                <w14:ligatures w14:val="none"/>
+              </w:rPr>
+              <w:t>x</w:t>
+            </w:r>
           </w:p>
         </w:tc>
       </w:tr>
@@ -2408,7 +2526,7 @@
                 <w:kern w:val="0"/>
                 <w:sz w:val="26"/>
                 <w:szCs w:val="26"/>
-                <w:lang w:val="en-US"/>
+                <w:lang w:val="vi-VN"/>
                 <w14:textFill>
                   <w14:solidFill>
                     <w14:schemeClr w14:val="tx1"/>
@@ -2417,6 +2535,23 @@
                 <w14:ligatures w14:val="none"/>
               </w:rPr>
             </w:pPr>
+            <w:r>
+              <w:rPr>
+                <w:rFonts w:hint="default" w:ascii="Times New Roman" w:hAnsi="Times New Roman" w:cs="Times New Roman"/>
+                <w:color w:val="000000" w:themeColor="text1"/>
+                <w:kern w:val="0"/>
+                <w:sz w:val="26"/>
+                <w:szCs w:val="26"/>
+                <w:lang w:val="vi-VN"/>
+                <w14:textFill>
+                  <w14:solidFill>
+                    <w14:schemeClr w14:val="tx1"/>
+                  </w14:solidFill>
+                </w14:textFill>
+                <w14:ligatures w14:val="none"/>
+              </w:rPr>
+              <w:t>x</w:t>
+            </w:r>
           </w:p>
         </w:tc>
       </w:tr>
@@ -2585,7 +2720,7 @@
                 <w:kern w:val="0"/>
                 <w:sz w:val="26"/>
                 <w:szCs w:val="26"/>
-                <w:lang w:val="en-US"/>
+                <w:lang w:val="vi-VN"/>
                 <w14:textFill>
                   <w14:solidFill>
                     <w14:schemeClr w14:val="tx1"/>
@@ -2594,6 +2729,23 @@
                 <w14:ligatures w14:val="none"/>
               </w:rPr>
             </w:pPr>
+            <w:r>
+              <w:rPr>
+                <w:rFonts w:hint="default" w:ascii="Times New Roman" w:hAnsi="Times New Roman" w:cs="Times New Roman"/>
+                <w:color w:val="000000" w:themeColor="text1"/>
+                <w:kern w:val="0"/>
+                <w:sz w:val="26"/>
+                <w:szCs w:val="26"/>
+                <w:lang w:val="vi-VN"/>
+                <w14:textFill>
+                  <w14:solidFill>
+                    <w14:schemeClr w14:val="tx1"/>
+                  </w14:solidFill>
+                </w14:textFill>
+                <w14:ligatures w14:val="none"/>
+              </w:rPr>
+              <w:t>x</w:t>
+            </w:r>
           </w:p>
         </w:tc>
       </w:tr>
@@ -2762,7 +2914,7 @@
                 <w:kern w:val="0"/>
                 <w:sz w:val="26"/>
                 <w:szCs w:val="26"/>
-                <w:lang w:val="en-US"/>
+                <w:lang w:val="vi-VN"/>
                 <w14:textFill>
                   <w14:solidFill>
                     <w14:schemeClr w14:val="tx1"/>
@@ -2771,6 +2923,23 @@
                 <w14:ligatures w14:val="none"/>
               </w:rPr>
             </w:pPr>
+            <w:r>
+              <w:rPr>
+                <w:rFonts w:hint="default" w:ascii="Times New Roman" w:hAnsi="Times New Roman" w:cs="Times New Roman"/>
+                <w:color w:val="000000" w:themeColor="text1"/>
+                <w:kern w:val="0"/>
+                <w:sz w:val="26"/>
+                <w:szCs w:val="26"/>
+                <w:lang w:val="vi-VN"/>
+                <w14:textFill>
+                  <w14:solidFill>
+                    <w14:schemeClr w14:val="tx1"/>
+                  </w14:solidFill>
+                </w14:textFill>
+                <w14:ligatures w14:val="none"/>
+              </w:rPr>
+              <w:t>x</w:t>
+            </w:r>
           </w:p>
         </w:tc>
       </w:tr>
@@ -3639,6 +3808,7 @@
       <w:jc w:val="left"/>
     </w:pPr>
     <w:rPr>
+      <w:rFonts w:ascii="Times New Roman" w:hAnsi="Times New Roman" w:eastAsia="SimSun" w:cs="Times New Roman"/>
       <w:kern w:val="0"/>
       <w:sz w:val="24"/>
       <w:szCs w:val="24"/>
